--- a/docs/Mini Project.docx
+++ b/docs/Mini Project.docx
@@ -764,93 +764,82 @@
     </w:p>
     <w:p>
       <w:pPr>
-        <w:spacing w:after="0" w:line="240" w:lineRule="auto"/>
+        <w:spacing w:after="120" w:before="0"/>
+        <w:jc w:val="both"/>
       </w:pPr>
       <w:r>
         <w:rPr>
-          <w:rFonts w:ascii="Consolas" w:hAnsi="Consolas" w:eastAsia="Consolas"/>
-          <w:sz w:val="17"/>
+          <w:b w:val="0"/>
+          <w:i w:val="0"/>
+          <w:sz w:val="21"/>
         </w:rPr>
-        <w:t xml:space="preserve">  Repository  ---&gt;  SymbolExtractor    ---&gt;  Project { classes, relationships }</w:t>
+        <w:t>Figure 1 shows the layered structure. The numbered bands are the order a request travels: the dashboard calls the REST API, which drives the analysis stages, which hand a feature proposal to the developer for approval before any diagram is synthesised. The model package sits beneath every stage as the shared domain core, and the two external systems - a GitHub repository and an optional LLM provider - are the only outside dependencies.</w:t>
+      </w:r>
+    </w:p>
+    <w:p>
+      <w:r>
+        <w:br w:type="page"/>
       </w:r>
     </w:p>
     <w:p>
       <w:pPr>
-        <w:spacing w:after="0" w:line="240" w:lineRule="auto"/>
+        <w:spacing w:before="120" w:after="60"/>
+        <w:jc w:val="center"/>
       </w:pPr>
       <w:r>
-        <w:rPr>
-          <w:rFonts w:ascii="Consolas" w:hAnsi="Consolas" w:eastAsia="Consolas"/>
-          <w:sz w:val="17"/>
-        </w:rPr>
-        <w:t xml:space="preserve">                      (AST parsing, 8 languages)</w:t>
+        <w:drawing>
+          <wp:inline xmlns:a="http://schemas.openxmlformats.org/drawingml/2006/main" xmlns:pic="http://schemas.openxmlformats.org/drawingml/2006/picture">
+            <wp:extent cx="4709160" cy="6521593"/>
+            <wp:docPr id="1" name="Picture 1"/>
+            <wp:cNvGraphicFramePr>
+              <a:graphicFrameLocks noChangeAspect="1"/>
+            </wp:cNvGraphicFramePr>
+            <a:graphic>
+              <a:graphicData uri="http://schemas.openxmlformats.org/drawingml/2006/picture">
+                <pic:pic>
+                  <pic:nvPicPr>
+                    <pic:cNvPr id="0" name="arch.png"/>
+                    <pic:cNvPicPr/>
+                  </pic:nvPicPr>
+                  <pic:blipFill>
+                    <a:blip r:embed="rId10"/>
+                    <a:stretch>
+                      <a:fillRect/>
+                    </a:stretch>
+                  </pic:blipFill>
+                  <pic:spPr>
+                    <a:xfrm>
+                      <a:off x="0" y="0"/>
+                      <a:ext cx="4709160" cy="6521593"/>
+                    </a:xfrm>
+                    <a:prstGeom prst="rect"/>
+                  </pic:spPr>
+                </pic:pic>
+              </a:graphicData>
+            </a:graphic>
+          </wp:inline>
+        </w:drawing>
       </w:r>
     </w:p>
     <w:p>
       <w:pPr>
-        <w:spacing w:after="0" w:line="240" w:lineRule="auto"/>
+        <w:spacing w:after="220" w:before="0"/>
+        <w:jc w:val="center"/>
       </w:pPr>
       <w:r>
         <w:rPr>
-          <w:rFonts w:ascii="Consolas" w:hAnsi="Consolas" w:eastAsia="Consolas"/>
+          <w:b w:val="0"/>
+          <w:i/>
+          <w:color w:val="595959"/>
           <w:sz w:val="17"/>
         </w:rPr>
-        <w:t xml:space="preserve">              ---&gt;  ClusterEngine      ---&gt;  Cluster[]   (structural cohesion)</w:t>
+        <w:t>Figure 1 - System architecture: layered view of the analysis pipeline, the developer review gate, the Strategy-based diagram engine, and the shared domain model</w:t>
       </w:r>
     </w:p>
     <w:p>
-      <w:pPr>
-        <w:spacing w:after="0" w:line="240" w:lineRule="auto"/>
-      </w:pPr>
       <w:r>
-        <w:rPr>
-          <w:rFonts w:ascii="Consolas" w:hAnsi="Consolas" w:eastAsia="Consolas"/>
-          <w:sz w:val="17"/>
-        </w:rPr>
-        <w:t xml:space="preserve">              ---&gt;  FeatureLabeller    ---&gt;  Feature[]   (name + confidence)</w:t>
+        <w:br w:type="page"/>
       </w:r>
-    </w:p>
-    <w:p>
-      <w:pPr>
-        <w:spacing w:after="0" w:line="240" w:lineRule="auto"/>
-      </w:pPr>
-      <w:r>
-        <w:rPr>
-          <w:rFonts w:ascii="Consolas" w:hAnsi="Consolas" w:eastAsia="Consolas"/>
-          <w:sz w:val="17"/>
-        </w:rPr>
-        <w:t xml:space="preserve">              ---&gt;  [ developer review and approval ]</w:t>
-      </w:r>
-    </w:p>
-    <w:p>
-      <w:pPr>
-        <w:spacing w:after="0" w:line="240" w:lineRule="auto"/>
-      </w:pPr>
-      <w:r>
-        <w:rPr>
-          <w:rFonts w:ascii="Consolas" w:hAnsi="Consolas" w:eastAsia="Consolas"/>
-          <w:sz w:val="17"/>
-        </w:rPr>
-        <w:t xml:space="preserve">              ---&gt;  DiagramEngine      ---&gt;  Diagram[]   (PlantUML + Mermaid)</w:t>
-      </w:r>
-    </w:p>
-    <w:p>
-      <w:pPr>
-        <w:spacing w:after="0" w:line="240" w:lineRule="auto"/>
-      </w:pPr>
-      <w:r>
-        <w:rPr>
-          <w:rFonts w:ascii="Consolas" w:hAnsi="Consolas" w:eastAsia="Consolas"/>
-          <w:sz w:val="17"/>
-        </w:rPr>
-        <w:t xml:space="preserve">              ---&gt;  EvaluationService  ---&gt;  Precision / Recall / F1</w:t>
-      </w:r>
-    </w:p>
-    <w:p>
-      <w:pPr>
-        <w:spacing w:after="160" w:before="0"/>
-        <w:jc w:val="both"/>
-      </w:pPr>
     </w:p>
     <w:p>
       <w:pPr>
@@ -1758,7 +1747,7 @@
         <w:drawing>
           <wp:inline xmlns:a="http://schemas.openxmlformats.org/drawingml/2006/main" xmlns:pic="http://schemas.openxmlformats.org/drawingml/2006/picture">
             <wp:extent cx="2423160" cy="4762522"/>
-            <wp:docPr id="1" name="Picture 1"/>
+            <wp:docPr id="2" name="Picture 2"/>
             <wp:cNvGraphicFramePr>
               <a:graphicFrameLocks noChangeAspect="1"/>
             </wp:cNvGraphicFramePr>
@@ -1770,7 +1759,7 @@
                     <pic:cNvPicPr/>
                   </pic:nvPicPr>
                   <pic:blipFill>
-                    <a:blip r:embed="rId10"/>
+                    <a:blip r:embed="rId11"/>
                     <a:stretch>
                       <a:fillRect/>
                     </a:stretch>
@@ -1801,7 +1790,7 @@
           <w:color w:val="595959"/>
           <w:sz w:val="17"/>
         </w:rPr>
-        <w:t>Figure 1 - Activity diagram: end-to-end reverse engineering workflow with human review gate (Experiment 4)</w:t>
+        <w:t>Figure 2 - Activity diagram: end-to-end reverse engineering workflow with human review gate (Experiment 4)</w:t>
       </w:r>
     </w:p>
     <w:p>
@@ -1847,7 +1836,7 @@
         <w:drawing>
           <wp:inline xmlns:a="http://schemas.openxmlformats.org/drawingml/2006/main" xmlns:pic="http://schemas.openxmlformats.org/drawingml/2006/picture">
             <wp:extent cx="5669280" cy="1951050"/>
-            <wp:docPr id="2" name="Picture 2"/>
+            <wp:docPr id="3" name="Picture 3"/>
             <wp:cNvGraphicFramePr>
               <a:graphicFrameLocks noChangeAspect="1"/>
             </wp:cNvGraphicFramePr>
@@ -1859,7 +1848,7 @@
                     <pic:cNvPicPr/>
                   </pic:nvPicPr>
                   <pic:blipFill>
-                    <a:blip r:embed="rId11"/>
+                    <a:blip r:embed="rId12"/>
                     <a:stretch>
                       <a:fillRect/>
                     </a:stretch>
@@ -1890,7 +1879,7 @@
           <w:color w:val="595959"/>
           <w:sz w:val="17"/>
         </w:rPr>
-        <w:t>Figure 2 - Level 0 context data flow diagram (Experiment 8)</w:t>
+        <w:t>Figure 3 - Level 0 context data flow diagram (Experiment 8)</w:t>
       </w:r>
     </w:p>
     <w:p>
@@ -1916,7 +1905,7 @@
         <w:drawing>
           <wp:inline xmlns:a="http://schemas.openxmlformats.org/drawingml/2006/main" xmlns:pic="http://schemas.openxmlformats.org/drawingml/2006/picture">
             <wp:extent cx="5760720" cy="3444853"/>
-            <wp:docPr id="3" name="Picture 3"/>
+            <wp:docPr id="4" name="Picture 4"/>
             <wp:cNvGraphicFramePr>
               <a:graphicFrameLocks noChangeAspect="1"/>
             </wp:cNvGraphicFramePr>
@@ -1928,7 +1917,7 @@
                     <pic:cNvPicPr/>
                   </pic:nvPicPr>
                   <pic:blipFill>
-                    <a:blip r:embed="rId12"/>
+                    <a:blip r:embed="rId13"/>
                     <a:stretch>
                       <a:fillRect/>
                     </a:stretch>
@@ -1959,7 +1948,7 @@
           <w:color w:val="595959"/>
           <w:sz w:val="17"/>
         </w:rPr>
-        <w:t>Figure 3 - Level 1 data flow decomposition (Experiment 8)</w:t>
+        <w:t>Figure 4 - Level 1 data flow decomposition (Experiment 8)</w:t>
       </w:r>
     </w:p>
     <w:p>
@@ -3228,7 +3217,7 @@
         <w:drawing>
           <wp:inline xmlns:a="http://schemas.openxmlformats.org/drawingml/2006/main" xmlns:pic="http://schemas.openxmlformats.org/drawingml/2006/picture">
             <wp:extent cx="5669280" cy="3188970"/>
-            <wp:docPr id="4" name="Picture 4"/>
+            <wp:docPr id="5" name="Picture 5"/>
             <wp:cNvGraphicFramePr>
               <a:graphicFrameLocks noChangeAspect="1"/>
             </wp:cNvGraphicFramePr>
@@ -3240,7 +3229,7 @@
                     <pic:cNvPicPr/>
                   </pic:nvPicPr>
                   <pic:blipFill>
-                    <a:blip r:embed="rId13"/>
+                    <a:blip r:embed="rId14"/>
                     <a:stretch>
                       <a:fillRect/>
                     </a:stretch>
@@ -3271,7 +3260,7 @@
           <w:color w:val="595959"/>
           <w:sz w:val="17"/>
         </w:rPr>
-        <w:t>Figure 4 - Stage 1: repository ingestion. The stepper shows pipeline progress; later stages remain locked until a repository is analysed.</w:t>
+        <w:t>Figure 5 - Stage 1: repository ingestion. The stepper shows pipeline progress; later stages remain locked until a repository is analysed.</w:t>
       </w:r>
     </w:p>
     <w:p>
@@ -3283,7 +3272,7 @@
         <w:drawing>
           <wp:inline xmlns:a="http://schemas.openxmlformats.org/drawingml/2006/main" xmlns:pic="http://schemas.openxmlformats.org/drawingml/2006/picture">
             <wp:extent cx="5486400" cy="4200525"/>
-            <wp:docPr id="5" name="Picture 5"/>
+            <wp:docPr id="6" name="Picture 6"/>
             <wp:cNvGraphicFramePr>
               <a:graphicFrameLocks noChangeAspect="1"/>
             </wp:cNvGraphicFramePr>
@@ -3295,7 +3284,7 @@
                     <pic:cNvPicPr/>
                   </pic:nvPicPr>
                   <pic:blipFill>
-                    <a:blip r:embed="rId14"/>
+                    <a:blip r:embed="rId15"/>
                     <a:stretch>
                       <a:fillRect/>
                     </a:stretch>
@@ -3326,7 +3315,7 @@
           <w:color w:val="595959"/>
           <w:sz w:val="17"/>
         </w:rPr>
-        <w:t>Figure 5 - Stage 2: automatically discovered features presented for developer review, each with its class membership and confidence score.</w:t>
+        <w:t>Figure 6 - Stage 2: automatically discovered features presented for developer review, each with its class membership and confidence score.</w:t>
       </w:r>
     </w:p>
     <w:p>
@@ -3357,7 +3346,7 @@
         <w:drawing>
           <wp:inline xmlns:a="http://schemas.openxmlformats.org/drawingml/2006/main" xmlns:pic="http://schemas.openxmlformats.org/drawingml/2006/picture">
             <wp:extent cx="2240280" cy="3881250"/>
-            <wp:docPr id="6" name="Picture 6"/>
+            <wp:docPr id="7" name="Picture 7"/>
             <wp:cNvGraphicFramePr>
               <a:graphicFrameLocks noChangeAspect="1"/>
             </wp:cNvGraphicFramePr>
@@ -3369,7 +3358,7 @@
                     <pic:cNvPicPr/>
                   </pic:nvPicPr>
                   <pic:blipFill>
-                    <a:blip r:embed="rId15"/>
+                    <a:blip r:embed="rId16"/>
                     <a:stretch>
                       <a:fillRect/>
                     </a:stretch>
@@ -3400,7 +3389,7 @@
           <w:color w:val="595959"/>
           <w:sz w:val="17"/>
         </w:rPr>
-        <w:t>Figure 6 - Generated class diagram for the discovered Tell Story feature</w:t>
+        <w:t>Figure 7 - Generated class diagram for the discovered Tell Story feature</w:t>
       </w:r>
     </w:p>
     <w:p>
@@ -3412,7 +3401,7 @@
         <w:drawing>
           <wp:inline xmlns:a="http://schemas.openxmlformats.org/drawingml/2006/main" xmlns:pic="http://schemas.openxmlformats.org/drawingml/2006/picture">
             <wp:extent cx="2651760" cy="2395728"/>
-            <wp:docPr id="7" name="Picture 7"/>
+            <wp:docPr id="8" name="Picture 8"/>
             <wp:cNvGraphicFramePr>
               <a:graphicFrameLocks noChangeAspect="1"/>
             </wp:cNvGraphicFramePr>
@@ -3424,7 +3413,7 @@
                     <pic:cNvPicPr/>
                   </pic:nvPicPr>
                   <pic:blipFill>
-                    <a:blip r:embed="rId16"/>
+                    <a:blip r:embed="rId17"/>
                     <a:stretch>
                       <a:fillRect/>
                     </a:stretch>
@@ -3455,7 +3444,7 @@
           <w:color w:val="595959"/>
           <w:sz w:val="17"/>
         </w:rPr>
-        <w:t>Figure 7 - Generated sequence diagram for the same feature, derived from static call sites</w:t>
+        <w:t>Figure 8 - Generated sequence diagram for the same feature, derived from static call sites</w:t>
       </w:r>
     </w:p>
     <w:p>
